--- a/www/content/abdomen-pelvis/Urinary bladder.docx
+++ b/www/content/abdomen-pelvis/Urinary bladder.docx
@@ -79,671 +79,33 @@
         <w:rPr>
           <w:noProof/>
         </w:rPr>
-        <w:lastRenderedPageBreak/>
-        <w:drawing>
-          <wp:inline distT="0" distB="0" distL="0" distR="0" wp14:anchorId="0824B4A9" wp14:editId="1C9FACCD">
-            <wp:extent cx="5731510" cy="4608195"/>
-            <wp:effectExtent l="0" t="0" r="2540" b="1905"/>
-            <wp:docPr id="1300546351" name="Picture 1" descr="Background image"/>
-            <wp:cNvGraphicFramePr>
-              <a:graphicFrameLocks xmlns:a="http://schemas.openxmlformats.org/drawingml/2006/main" noChangeAspect="1"/>
-            </wp:cNvGraphicFramePr>
-            <a:graphic xmlns:a="http://schemas.openxmlformats.org/drawingml/2006/main">
-              <a:graphicData uri="http://schemas.openxmlformats.org/drawingml/2006/picture">
-                <pic:pic xmlns:pic="http://schemas.openxmlformats.org/drawingml/2006/picture">
-                  <pic:nvPicPr>
-                    <pic:cNvPr id="0" name="Picture 19" descr="Background image"/>
-                    <pic:cNvPicPr>
-                      <a:picLocks noChangeAspect="1" noChangeArrowheads="1"/>
-                    </pic:cNvPicPr>
-                  </pic:nvPicPr>
-                  <pic:blipFill>
-                    <a:blip r:embed="rId5">
-                      <a:extLst>
-                        <a:ext uri="{28A0092B-C50C-407E-A947-70E740481C1C}">
-                          <a14:useLocalDpi xmlns:a14="http://schemas.microsoft.com/office/drawing/2010/main" val="0"/>
-                        </a:ext>
-                      </a:extLst>
-                    </a:blip>
-                    <a:srcRect/>
-                    <a:stretch>
-                      <a:fillRect/>
-                    </a:stretch>
-                  </pic:blipFill>
-                  <pic:spPr bwMode="auto">
-                    <a:xfrm>
-                      <a:off x="0" y="0"/>
-                      <a:ext cx="5731510" cy="4608195"/>
-                    </a:xfrm>
-                    <a:prstGeom prst="rect">
-                      <a:avLst/>
-                    </a:prstGeom>
-                    <a:noFill/>
-                    <a:ln>
-                      <a:noFill/>
-                    </a:ln>
-                  </pic:spPr>
-                </pic:pic>
-              </a:graphicData>
-            </a:graphic>
-          </wp:inline>
-        </w:drawing>
-      </w:r>
-    </w:p>
-    <w:p/>
-    <w:p>
-      <w:pPr>
-        <w:pStyle w:val="Heading2"/>
-      </w:pPr>
-      <w:r>
-        <w:t>External features</w:t>
-      </w:r>
-    </w:p>
-    <w:p>
-      <w:pPr>
-        <w:numPr>
-          <w:ilvl w:val="0"/>
-          <w:numId w:val="1"/>
-        </w:numPr>
-      </w:pPr>
-      <w:r>
-        <w:t>One superior surface</w:t>
-      </w:r>
-    </w:p>
-    <w:p>
-      <w:pPr>
-        <w:numPr>
-          <w:ilvl w:val="0"/>
-          <w:numId w:val="1"/>
-        </w:numPr>
-      </w:pPr>
-      <w:r>
-        <w:t> Two inferolateral surfaces</w:t>
-      </w:r>
-    </w:p>
-    <w:p>
-      <w:pPr>
-        <w:numPr>
-          <w:ilvl w:val="0"/>
-          <w:numId w:val="1"/>
-        </w:numPr>
-      </w:pPr>
-      <w:r>
-        <w:t xml:space="preserve">One </w:t>
-      </w:r>
-      <w:proofErr w:type="spellStart"/>
-      <w:r>
-        <w:t>inferoposterior</w:t>
-      </w:r>
-      <w:proofErr w:type="spellEnd"/>
-      <w:r>
-        <w:t xml:space="preserve"> surface (posterior, base)</w:t>
-      </w:r>
-    </w:p>
-    <w:p>
-      <w:pPr>
-        <w:pStyle w:val="Heading2"/>
-      </w:pPr>
-      <w:r>
-        <w:t>Angles</w:t>
-      </w:r>
-    </w:p>
-    <w:p>
-      <w:r>
-        <w:t>Apex - where superior surface continues with inferolateral surfaces</w:t>
-      </w:r>
-    </w:p>
-    <w:p>
-      <w:r>
-        <w:t xml:space="preserve">Neck (inferior angle) - where two inferolateral surfaces </w:t>
-      </w:r>
-      <w:proofErr w:type="gramStart"/>
-      <w:r>
-        <w:t>meets</w:t>
-      </w:r>
-      <w:proofErr w:type="gramEnd"/>
-      <w:r>
-        <w:t xml:space="preserve"> the posterior surface</w:t>
-      </w:r>
-    </w:p>
-    <w:p>
-      <w:r>
-        <w:t xml:space="preserve">Two lateral angles - where ureters </w:t>
-      </w:r>
-      <w:proofErr w:type="gramStart"/>
-      <w:r>
-        <w:t>enters</w:t>
-      </w:r>
-      <w:proofErr w:type="gramEnd"/>
-      <w:r>
-        <w:t xml:space="preserve"> the bladder wall</w:t>
-      </w:r>
-    </w:p>
-    <w:p>
-      <w:pPr>
-        <w:pStyle w:val="Heading2"/>
-      </w:pPr>
-      <w:r>
-        <w:t>Borders</w:t>
-      </w:r>
-    </w:p>
-    <w:p>
-      <w:r>
-        <w:t>Posterior </w:t>
-      </w:r>
-    </w:p>
-    <w:p>
-      <w:r>
-        <w:t>Anterior</w:t>
-      </w:r>
-    </w:p>
-    <w:p>
-      <w:r>
-        <w:t>2 lateral borders </w:t>
-      </w:r>
-    </w:p>
-    <w:p>
-      <w:pPr>
-        <w:pStyle w:val="Heading2"/>
-      </w:pPr>
-      <w:r>
-        <w:lastRenderedPageBreak/>
-        <w:t>Distended bladder is oval in shape</w:t>
-      </w:r>
-    </w:p>
-    <w:p>
-      <w:r>
-        <w:t>As the bladder distends, the distinction between surfaces and borders obscures. </w:t>
-      </w:r>
-    </w:p>
-    <w:p/>
-    <w:p>
-      <w:pPr>
-        <w:pStyle w:val="Heading2"/>
-      </w:pPr>
-      <w:r>
-        <w:t>Relations - Superior surface</w:t>
-      </w:r>
-    </w:p>
-    <w:p>
-      <w:r>
-        <w:t>Peritoneal cavity containing loops of ileum</w:t>
-      </w:r>
-    </w:p>
-    <w:p>
-      <w:r>
-        <w:t>Coils of ileum</w:t>
-      </w:r>
-    </w:p>
-    <w:p>
-      <w:r>
-        <w:t>Sigmoid colon</w:t>
-      </w:r>
-    </w:p>
-    <w:p>
-      <w:r>
-        <w:t>Uterus (in female)</w:t>
-      </w:r>
-    </w:p>
-    <w:p>
-      <w:pPr>
-        <w:pStyle w:val="Heading2"/>
-      </w:pPr>
-      <w:r>
-        <w:t>Relations - Inferolateral surface</w:t>
-      </w:r>
-    </w:p>
-    <w:p>
-      <w:r>
-        <w:t xml:space="preserve">Retropubic space (of </w:t>
-      </w:r>
-      <w:proofErr w:type="spellStart"/>
-      <w:r>
-        <w:t>Retzius</w:t>
-      </w:r>
-      <w:proofErr w:type="spellEnd"/>
-      <w:r>
-        <w:t>)</w:t>
-      </w:r>
-    </w:p>
-    <w:p>
-      <w:r>
-        <w:t>Puboprostatic ligament</w:t>
-      </w:r>
-    </w:p>
-    <w:p>
-      <w:r>
-        <w:t>Obturator internus and levator ani muscles</w:t>
-      </w:r>
-    </w:p>
-    <w:p>
-      <w:pPr>
-        <w:pStyle w:val="Heading2"/>
-      </w:pPr>
-      <w:r>
-        <w:t>Relations - Posterior surface</w:t>
-      </w:r>
-    </w:p>
-    <w:p>
-      <w:r>
-        <w:t xml:space="preserve">Fascia of </w:t>
-      </w:r>
-      <w:proofErr w:type="spellStart"/>
-      <w:r>
-        <w:t>Denonvilliers</w:t>
-      </w:r>
-      <w:proofErr w:type="spellEnd"/>
-      <w:r>
-        <w:t>'</w:t>
-      </w:r>
-    </w:p>
-    <w:p>
-      <w:pPr>
-        <w:pStyle w:val="Heading3"/>
-      </w:pPr>
-      <w:r>
-        <w:t>In males</w:t>
-      </w:r>
-    </w:p>
-    <w:p>
-      <w:pPr>
-        <w:numPr>
-          <w:ilvl w:val="0"/>
-          <w:numId w:val="2"/>
-        </w:numPr>
-      </w:pPr>
-      <w:proofErr w:type="spellStart"/>
-      <w:r>
-        <w:t>Rectovescical</w:t>
-      </w:r>
-      <w:proofErr w:type="spellEnd"/>
-      <w:r>
-        <w:t xml:space="preserve"> pouch</w:t>
-      </w:r>
-    </w:p>
-    <w:p>
-      <w:pPr>
-        <w:numPr>
-          <w:ilvl w:val="0"/>
-          <w:numId w:val="2"/>
-        </w:numPr>
-      </w:pPr>
-      <w:r>
-        <w:t>Vas deferens, seminal vesicles, ejaculatory duct</w:t>
-      </w:r>
-    </w:p>
-    <w:p>
-      <w:pPr>
-        <w:pStyle w:val="Heading3"/>
-      </w:pPr>
-      <w:r>
-        <w:t>In females</w:t>
-      </w:r>
-    </w:p>
-    <w:p>
-      <w:pPr>
-        <w:numPr>
-          <w:ilvl w:val="0"/>
-          <w:numId w:val="3"/>
-        </w:numPr>
-      </w:pPr>
-      <w:proofErr w:type="spellStart"/>
-      <w:r>
-        <w:t>Vesicouterine</w:t>
-      </w:r>
-      <w:proofErr w:type="spellEnd"/>
-      <w:r>
-        <w:t xml:space="preserve"> pouch </w:t>
-      </w:r>
-    </w:p>
-    <w:p>
-      <w:pPr>
-        <w:numPr>
-          <w:ilvl w:val="0"/>
-          <w:numId w:val="3"/>
-        </w:numPr>
-      </w:pPr>
-      <w:r>
-        <w:t>Cervix and upper part of vagina</w:t>
-      </w:r>
-    </w:p>
-    <w:p>
-      <w:pPr>
-        <w:pStyle w:val="Heading2"/>
-      </w:pPr>
-      <w:r>
-        <w:t xml:space="preserve">Relations </w:t>
-      </w:r>
-      <w:r>
-        <w:t>–</w:t>
-      </w:r>
-      <w:r>
-        <w:t xml:space="preserve"> Apex</w:t>
-      </w:r>
-    </w:p>
-    <w:p>
-      <w:r>
-        <w:t>Median umbilical ligament</w:t>
-      </w:r>
-    </w:p>
-    <w:p>
-      <w:pPr>
-        <w:pStyle w:val="Heading2"/>
-      </w:pPr>
-      <w:r>
-        <w:t xml:space="preserve">Relations </w:t>
-      </w:r>
-      <w:r>
-        <w:t>–</w:t>
-      </w:r>
-      <w:r>
-        <w:t xml:space="preserve"> Neck</w:t>
-      </w:r>
-    </w:p>
-    <w:p>
-      <w:r>
-        <w:t>In males - Prostate gland</w:t>
-      </w:r>
-    </w:p>
-    <w:p>
-      <w:r>
-        <w:t>In females - Urogenital diaphragm </w:t>
-      </w:r>
-    </w:p>
-    <w:p>
+        <w:t>[SVG]</w:t>
+      </w:r>
+      <w:r>
+        <w:t xml:space="preserve"> </w:t>
+      </w:r>
       <w:r>
         <w:rPr>
           <w:noProof/>
         </w:rPr>
-        <w:lastRenderedPageBreak/>
-        <w:drawing>
-          <wp:inline distT="0" distB="0" distL="0" distR="0" wp14:anchorId="58962E3A" wp14:editId="43BD5C86">
-            <wp:extent cx="5731510" cy="4298950"/>
-            <wp:effectExtent l="0" t="0" r="0" b="0"/>
-            <wp:docPr id="36290829" name="Picture 2" descr="Background image"/>
-            <wp:cNvGraphicFramePr>
-              <a:graphicFrameLocks xmlns:a="http://schemas.openxmlformats.org/drawingml/2006/main" noChangeAspect="1"/>
-            </wp:cNvGraphicFramePr>
-            <a:graphic xmlns:a="http://schemas.openxmlformats.org/drawingml/2006/main">
-              <a:graphicData uri="http://schemas.openxmlformats.org/drawingml/2006/picture">
-                <pic:pic xmlns:pic="http://schemas.openxmlformats.org/drawingml/2006/picture">
-                  <pic:nvPicPr>
-                    <pic:cNvPr id="0" name="Picture 21" descr="Background image"/>
-                    <pic:cNvPicPr>
-                      <a:picLocks noChangeAspect="1" noChangeArrowheads="1"/>
-                    </pic:cNvPicPr>
-                  </pic:nvPicPr>
-                  <pic:blipFill>
-                    <a:blip r:embed="rId6" cstate="print">
-                      <a:extLst>
-                        <a:ext uri="{28A0092B-C50C-407E-A947-70E740481C1C}">
-                          <a14:useLocalDpi xmlns:a14="http://schemas.microsoft.com/office/drawing/2010/main" val="0"/>
-                        </a:ext>
-                      </a:extLst>
-                    </a:blip>
-                    <a:srcRect/>
-                    <a:stretch>
-                      <a:fillRect/>
-                    </a:stretch>
-                  </pic:blipFill>
-                  <pic:spPr bwMode="auto">
-                    <a:xfrm>
-                      <a:off x="0" y="0"/>
-                      <a:ext cx="5731510" cy="4298950"/>
-                    </a:xfrm>
-                    <a:prstGeom prst="rect">
-                      <a:avLst/>
-                    </a:prstGeom>
-                    <a:noFill/>
-                    <a:ln>
-                      <a:noFill/>
-                    </a:ln>
-                  </pic:spPr>
-                </pic:pic>
-              </a:graphicData>
-            </a:graphic>
-          </wp:inline>
-        </w:drawing>
-      </w:r>
-    </w:p>
-    <w:p>
-      <w:pPr>
-        <w:pStyle w:val="Heading2"/>
-      </w:pPr>
-      <w:r>
-        <w:t>Seminal vesicle</w:t>
-      </w:r>
-    </w:p>
-    <w:p>
-      <w:proofErr w:type="gramStart"/>
-      <w:r>
-        <w:t>Carnivores</w:t>
-      </w:r>
-      <w:proofErr w:type="gramEnd"/>
-      <w:r>
-        <w:t xml:space="preserve"> animals don't have seminal vesicles</w:t>
-      </w:r>
-    </w:p>
-    <w:p>
-      <w:r>
-        <w:t>Animals with prostate gland and seminal vesicles are herbivores</w:t>
-      </w:r>
-    </w:p>
-    <w:p/>
-    <w:p>
-      <w:pPr>
-        <w:pStyle w:val="Heading2"/>
-      </w:pPr>
-      <w:r>
-        <w:t>Supports of urinary bladder</w:t>
-      </w:r>
-    </w:p>
-    <w:p>
-      <w:pPr>
-        <w:pStyle w:val="Heading3"/>
-      </w:pPr>
-      <w:r>
-        <w:t>Ligaments </w:t>
-      </w:r>
-    </w:p>
-    <w:p>
-      <w:pPr>
-        <w:numPr>
-          <w:ilvl w:val="0"/>
-          <w:numId w:val="4"/>
-        </w:numPr>
-      </w:pPr>
-      <w:r>
-        <w:t>Two lateral ligaments </w:t>
-      </w:r>
-    </w:p>
-    <w:p>
-      <w:pPr>
-        <w:numPr>
-          <w:ilvl w:val="0"/>
-          <w:numId w:val="4"/>
-        </w:numPr>
-      </w:pPr>
-      <w:r>
-        <w:t>Pair of Puboprostatic ligaments - medial and lateral</w:t>
-      </w:r>
-    </w:p>
-    <w:p>
-      <w:pPr>
-        <w:numPr>
-          <w:ilvl w:val="0"/>
-          <w:numId w:val="4"/>
-        </w:numPr>
-      </w:pPr>
-      <w:r>
-        <w:t>Median umbilical ligament - remnant of urachus</w:t>
-      </w:r>
-    </w:p>
-    <w:p>
-      <w:pPr>
-        <w:numPr>
-          <w:ilvl w:val="0"/>
-          <w:numId w:val="4"/>
-        </w:numPr>
-      </w:pPr>
-      <w:r>
-        <w:t>Posterior ligament</w:t>
-      </w:r>
-    </w:p>
-    <w:p>
-      <w:pPr>
-        <w:pStyle w:val="Heading3"/>
-      </w:pPr>
-      <w:r>
-        <w:t>False ligaments </w:t>
-      </w:r>
-    </w:p>
-    <w:p>
-      <w:pPr>
-        <w:numPr>
-          <w:ilvl w:val="0"/>
-          <w:numId w:val="5"/>
-        </w:numPr>
-      </w:pPr>
-      <w:r>
-        <w:t>Median umbilical fold - peritoneum over median umbilical ligament</w:t>
-      </w:r>
-    </w:p>
-    <w:p>
-      <w:pPr>
-        <w:numPr>
-          <w:ilvl w:val="0"/>
-          <w:numId w:val="5"/>
-        </w:numPr>
-      </w:pPr>
-      <w:r>
-        <w:t xml:space="preserve">Two medial umbilical folds - </w:t>
-      </w:r>
-      <w:proofErr w:type="spellStart"/>
-      <w:r>
-        <w:t>periteneum</w:t>
-      </w:r>
-      <w:proofErr w:type="spellEnd"/>
-      <w:r>
-        <w:t xml:space="preserve"> over obliterated umbilical arteries</w:t>
-      </w:r>
-    </w:p>
-    <w:p>
-      <w:pPr>
-        <w:numPr>
-          <w:ilvl w:val="0"/>
-          <w:numId w:val="5"/>
-        </w:numPr>
-      </w:pPr>
-      <w:r>
-        <w:t>Laterally - peritoneum over paravesical fossae</w:t>
-      </w:r>
-    </w:p>
-    <w:p>
-      <w:pPr>
-        <w:numPr>
-          <w:ilvl w:val="0"/>
-          <w:numId w:val="5"/>
-        </w:numPr>
-      </w:pPr>
-      <w:r>
-        <w:lastRenderedPageBreak/>
-        <w:t xml:space="preserve">Posteriorly </w:t>
-      </w:r>
-      <w:proofErr w:type="spellStart"/>
-      <w:r>
-        <w:t>sacrogenital</w:t>
-      </w:r>
-      <w:proofErr w:type="spellEnd"/>
-      <w:r>
-        <w:t xml:space="preserve"> fold - peritoneum from bladder to sacrum encircling rectum</w:t>
-      </w:r>
-    </w:p>
-    <w:p>
-      <w:pPr>
-        <w:pStyle w:val="Heading2"/>
-      </w:pPr>
-      <w:r>
-        <w:t>Interior of bladder</w:t>
-      </w:r>
-    </w:p>
-    <w:p>
-      <w:pPr>
-        <w:pStyle w:val="ListParagraph"/>
-        <w:numPr>
-          <w:ilvl w:val="0"/>
-          <w:numId w:val="6"/>
-        </w:numPr>
-      </w:pPr>
-      <w:r>
-        <w:t>Trigone of bladder </w:t>
-      </w:r>
-    </w:p>
-    <w:p>
-      <w:pPr>
-        <w:pStyle w:val="ListParagraph"/>
-        <w:numPr>
-          <w:ilvl w:val="0"/>
-          <w:numId w:val="6"/>
-        </w:numPr>
-      </w:pPr>
-      <w:r>
-        <w:t>Irregular mucosal infoldings</w:t>
-      </w:r>
-    </w:p>
-    <w:p>
+        <w:t>urinary bladder</w:t>
+      </w:r>
       <w:r>
         <w:rPr>
           <w:noProof/>
         </w:rPr>
-        <w:drawing>
-          <wp:inline distT="0" distB="0" distL="0" distR="0" wp14:anchorId="4BA930D5" wp14:editId="5EEED81F">
-            <wp:extent cx="5731510" cy="4039235"/>
-            <wp:effectExtent l="0" t="0" r="2540" b="0"/>
-            <wp:docPr id="155654053" name="Picture 3" descr="Background image"/>
-            <wp:cNvGraphicFramePr>
-              <a:graphicFrameLocks xmlns:a="http://schemas.openxmlformats.org/drawingml/2006/main" noChangeAspect="1"/>
-            </wp:cNvGraphicFramePr>
-            <a:graphic xmlns:a="http://schemas.openxmlformats.org/drawingml/2006/main">
-              <a:graphicData uri="http://schemas.openxmlformats.org/drawingml/2006/picture">
-                <pic:pic xmlns:pic="http://schemas.openxmlformats.org/drawingml/2006/picture">
-                  <pic:nvPicPr>
-                    <pic:cNvPr id="0" name="Picture 41" descr="Background image"/>
-                    <pic:cNvPicPr>
-                      <a:picLocks noChangeAspect="1" noChangeArrowheads="1"/>
-                    </pic:cNvPicPr>
-                  </pic:nvPicPr>
-                  <pic:blipFill>
-                    <a:blip r:embed="rId7">
-                      <a:extLst>
-                        <a:ext uri="{28A0092B-C50C-407E-A947-70E740481C1C}">
-                          <a14:useLocalDpi xmlns:a14="http://schemas.microsoft.com/office/drawing/2010/main" val="0"/>
-                        </a:ext>
-                      </a:extLst>
-                    </a:blip>
-                    <a:srcRect/>
-                    <a:stretch>
-                      <a:fillRect/>
-                    </a:stretch>
-                  </pic:blipFill>
-                  <pic:spPr bwMode="auto">
-                    <a:xfrm>
-                      <a:off x="0" y="0"/>
-                      <a:ext cx="5731510" cy="4039235"/>
-                    </a:xfrm>
-                    <a:prstGeom prst="rect">
-                      <a:avLst/>
-                    </a:prstGeom>
-                    <a:noFill/>
-                    <a:ln>
-                      <a:noFill/>
-                    </a:ln>
-                  </pic:spPr>
-                </pic:pic>
-              </a:graphicData>
-            </a:graphic>
-          </wp:inline>
-        </w:drawing>
+        <w:t>.svg</w:t>
+      </w:r>
+    </w:p>
+    <w:p>
+      <w:r>
+        <w:t>[YOUTUBE]</w:t>
+      </w:r>
+      <w:r>
+        <w:t xml:space="preserve"> </w:t>
+      </w:r>
+      <w:r>
+        <w:t>https://youtu.be/kw7Ks0m5Iy0</w:t>
       </w:r>
     </w:p>
     <w:p>
@@ -751,6 +113,569 @@
         <w:pStyle w:val="Heading2"/>
       </w:pPr>
       <w:r>
+        <w:t>External features</w:t>
+      </w:r>
+    </w:p>
+    <w:p>
+      <w:pPr>
+        <w:numPr>
+          <w:ilvl w:val="0"/>
+          <w:numId w:val="1"/>
+        </w:numPr>
+      </w:pPr>
+      <w:r>
+        <w:t>One superior surface</w:t>
+      </w:r>
+    </w:p>
+    <w:p>
+      <w:pPr>
+        <w:numPr>
+          <w:ilvl w:val="0"/>
+          <w:numId w:val="1"/>
+        </w:numPr>
+      </w:pPr>
+      <w:r>
+        <w:t> Two inferolateral surfaces</w:t>
+      </w:r>
+    </w:p>
+    <w:p>
+      <w:pPr>
+        <w:numPr>
+          <w:ilvl w:val="0"/>
+          <w:numId w:val="1"/>
+        </w:numPr>
+      </w:pPr>
+      <w:r>
+        <w:t xml:space="preserve">One </w:t>
+      </w:r>
+      <w:proofErr w:type="spellStart"/>
+      <w:r>
+        <w:t>inferoposterior</w:t>
+      </w:r>
+      <w:proofErr w:type="spellEnd"/>
+      <w:r>
+        <w:t xml:space="preserve"> surface (posterior, base)</w:t>
+      </w:r>
+    </w:p>
+    <w:p>
+      <w:pPr>
+        <w:pStyle w:val="Heading2"/>
+      </w:pPr>
+      <w:r>
+        <w:t>Angles</w:t>
+      </w:r>
+    </w:p>
+    <w:p>
+      <w:r>
+        <w:t>Apex - where superior surface continues with inferolateral surfaces</w:t>
+      </w:r>
+    </w:p>
+    <w:p>
+      <w:r>
+        <w:t xml:space="preserve">Neck (inferior angle) - where two inferolateral surfaces </w:t>
+      </w:r>
+      <w:r>
+        <w:t>meet</w:t>
+      </w:r>
+      <w:r>
+        <w:t xml:space="preserve"> the posterior surface</w:t>
+      </w:r>
+    </w:p>
+    <w:p>
+      <w:r>
+        <w:t xml:space="preserve">Two lateral angles - where ureters </w:t>
+      </w:r>
+      <w:r>
+        <w:t>enter</w:t>
+      </w:r>
+      <w:r>
+        <w:t xml:space="preserve"> the bladder wall</w:t>
+      </w:r>
+    </w:p>
+    <w:p>
+      <w:pPr>
+        <w:pStyle w:val="Heading2"/>
+      </w:pPr>
+      <w:r>
+        <w:t>Borders</w:t>
+      </w:r>
+    </w:p>
+    <w:p>
+      <w:r>
+        <w:t>Posterior </w:t>
+      </w:r>
+    </w:p>
+    <w:p>
+      <w:r>
+        <w:t>Anterior</w:t>
+      </w:r>
+    </w:p>
+    <w:p>
+      <w:r>
+        <w:lastRenderedPageBreak/>
+        <w:t>2 lateral borders </w:t>
+      </w:r>
+    </w:p>
+    <w:p>
+      <w:pPr>
+        <w:pStyle w:val="Heading2"/>
+      </w:pPr>
+      <w:r>
+        <w:t>Distended bladder is oval in shape</w:t>
+      </w:r>
+    </w:p>
+    <w:p>
+      <w:r>
+        <w:t>As the bladder distends, the distinction between surfaces and borders obscures. </w:t>
+      </w:r>
+    </w:p>
+    <w:p/>
+    <w:p>
+      <w:pPr>
+        <w:pStyle w:val="Heading2"/>
+      </w:pPr>
+      <w:r>
+        <w:t>Relations - Superior surface</w:t>
+      </w:r>
+    </w:p>
+    <w:p>
+      <w:r>
+        <w:t>Peritoneal cavity containing loops of ileum</w:t>
+      </w:r>
+    </w:p>
+    <w:p>
+      <w:r>
+        <w:t>Coils of ileum</w:t>
+      </w:r>
+    </w:p>
+    <w:p>
+      <w:r>
+        <w:t>Sigmoid colon</w:t>
+      </w:r>
+    </w:p>
+    <w:p>
+      <w:r>
+        <w:t>Uterus (in female)</w:t>
+      </w:r>
+    </w:p>
+    <w:p>
+      <w:pPr>
+        <w:pStyle w:val="Heading2"/>
+      </w:pPr>
+      <w:r>
+        <w:t>Relations - Inferolateral surface</w:t>
+      </w:r>
+    </w:p>
+    <w:p>
+      <w:r>
+        <w:t xml:space="preserve">Retropubic space (of </w:t>
+      </w:r>
+      <w:proofErr w:type="spellStart"/>
+      <w:r>
+        <w:t>Retzius</w:t>
+      </w:r>
+      <w:proofErr w:type="spellEnd"/>
+      <w:r>
+        <w:t>)</w:t>
+      </w:r>
+    </w:p>
+    <w:p>
+      <w:r>
+        <w:t>Puboprostatic ligament</w:t>
+      </w:r>
+    </w:p>
+    <w:p>
+      <w:r>
+        <w:t>Obturator internus and levator ani muscles</w:t>
+      </w:r>
+    </w:p>
+    <w:p>
+      <w:pPr>
+        <w:pStyle w:val="Heading2"/>
+      </w:pPr>
+      <w:r>
+        <w:t>Relations - Posterior surface</w:t>
+      </w:r>
+    </w:p>
+    <w:p>
+      <w:r>
+        <w:t xml:space="preserve">Fascia of </w:t>
+      </w:r>
+      <w:proofErr w:type="spellStart"/>
+      <w:r>
+        <w:t>Denonvilliers</w:t>
+      </w:r>
+      <w:proofErr w:type="spellEnd"/>
+      <w:r>
+        <w:t>'</w:t>
+      </w:r>
+    </w:p>
+    <w:p>
+      <w:pPr>
+        <w:pStyle w:val="Heading3"/>
+      </w:pPr>
+      <w:r>
+        <w:t>In males</w:t>
+      </w:r>
+    </w:p>
+    <w:p>
+      <w:pPr>
+        <w:numPr>
+          <w:ilvl w:val="0"/>
+          <w:numId w:val="2"/>
+        </w:numPr>
+      </w:pPr>
+      <w:proofErr w:type="spellStart"/>
+      <w:r>
+        <w:t>Rectovescical</w:t>
+      </w:r>
+      <w:proofErr w:type="spellEnd"/>
+      <w:r>
+        <w:t xml:space="preserve"> pouch</w:t>
+      </w:r>
+    </w:p>
+    <w:p>
+      <w:pPr>
+        <w:numPr>
+          <w:ilvl w:val="0"/>
+          <w:numId w:val="2"/>
+        </w:numPr>
+      </w:pPr>
+      <w:r>
+        <w:t>Vas deferens, seminal vesicles, ejaculatory duct</w:t>
+      </w:r>
+    </w:p>
+    <w:p>
+      <w:pPr>
+        <w:pStyle w:val="Heading3"/>
+      </w:pPr>
+      <w:r>
+        <w:t>In females</w:t>
+      </w:r>
+    </w:p>
+    <w:p>
+      <w:pPr>
+        <w:numPr>
+          <w:ilvl w:val="0"/>
+          <w:numId w:val="3"/>
+        </w:numPr>
+      </w:pPr>
+      <w:proofErr w:type="spellStart"/>
+      <w:r>
+        <w:t>Vesicouterine</w:t>
+      </w:r>
+      <w:proofErr w:type="spellEnd"/>
+      <w:r>
+        <w:t xml:space="preserve"> pouch </w:t>
+      </w:r>
+    </w:p>
+    <w:p>
+      <w:pPr>
+        <w:numPr>
+          <w:ilvl w:val="0"/>
+          <w:numId w:val="3"/>
+        </w:numPr>
+      </w:pPr>
+      <w:r>
+        <w:t>Cervix and upper part of vagina</w:t>
+      </w:r>
+    </w:p>
+    <w:p>
+      <w:pPr>
+        <w:pStyle w:val="Heading2"/>
+      </w:pPr>
+      <w:r>
+        <w:t xml:space="preserve">Relations </w:t>
+      </w:r>
+      <w:r>
+        <w:t>–</w:t>
+      </w:r>
+      <w:r>
+        <w:t xml:space="preserve"> Apex</w:t>
+      </w:r>
+    </w:p>
+    <w:p>
+      <w:r>
+        <w:t>Median umbilical ligament</w:t>
+      </w:r>
+    </w:p>
+    <w:p>
+      <w:pPr>
+        <w:pStyle w:val="Heading2"/>
+      </w:pPr>
+      <w:r>
+        <w:t xml:space="preserve">Relations </w:t>
+      </w:r>
+      <w:r>
+        <w:t>–</w:t>
+      </w:r>
+      <w:r>
+        <w:t xml:space="preserve"> Neck</w:t>
+      </w:r>
+    </w:p>
+    <w:p>
+      <w:r>
+        <w:t>In males - Prostate gland</w:t>
+      </w:r>
+    </w:p>
+    <w:p>
+      <w:r>
+        <w:t>In females - Urogenital diaphragm </w:t>
+      </w:r>
+    </w:p>
+    <w:p>
+      <w:r>
+        <w:t>[SVG]</w:t>
+      </w:r>
+      <w:r>
+        <w:t xml:space="preserve"> </w:t>
+      </w:r>
+      <w:r>
+        <w:t xml:space="preserve">posterior surface of </w:t>
+      </w:r>
+      <w:proofErr w:type="spellStart"/>
+      <w:r>
+        <w:t>bladder</w:t>
+      </w:r>
+      <w:r>
+        <w:t>.svg</w:t>
+      </w:r>
+      <w:proofErr w:type="spellEnd"/>
+    </w:p>
+    <w:p>
+      <w:pPr>
+        <w:pStyle w:val="Heading2"/>
+      </w:pPr>
+      <w:r>
+        <w:lastRenderedPageBreak/>
+        <w:t>Seminal vesicle</w:t>
+      </w:r>
+    </w:p>
+    <w:p>
+      <w:r>
+        <w:t>Carnivore animals don't have seminal vesicles</w:t>
+      </w:r>
+    </w:p>
+    <w:p>
+      <w:r>
+        <w:t>Animals with prostate gland and seminal vesicles are herbivores</w:t>
+      </w:r>
+    </w:p>
+    <w:p/>
+    <w:p>
+      <w:pPr>
+        <w:pStyle w:val="Heading2"/>
+      </w:pPr>
+      <w:r>
+        <w:t>Supports of urinary bladder</w:t>
+      </w:r>
+    </w:p>
+    <w:p>
+      <w:pPr>
+        <w:pStyle w:val="Heading3"/>
+      </w:pPr>
+      <w:r>
+        <w:t>Ligaments </w:t>
+      </w:r>
+    </w:p>
+    <w:p>
+      <w:pPr>
+        <w:numPr>
+          <w:ilvl w:val="0"/>
+          <w:numId w:val="4"/>
+        </w:numPr>
+      </w:pPr>
+      <w:r>
+        <w:t>Two lateral ligaments </w:t>
+      </w:r>
+    </w:p>
+    <w:p>
+      <w:pPr>
+        <w:numPr>
+          <w:ilvl w:val="0"/>
+          <w:numId w:val="4"/>
+        </w:numPr>
+      </w:pPr>
+      <w:r>
+        <w:t xml:space="preserve">Pair of </w:t>
+      </w:r>
+      <w:r>
+        <w:t>p</w:t>
+      </w:r>
+      <w:r>
+        <w:t>uboprostatic ligaments - medial and lateral</w:t>
+      </w:r>
+    </w:p>
+    <w:p>
+      <w:pPr>
+        <w:numPr>
+          <w:ilvl w:val="0"/>
+          <w:numId w:val="4"/>
+        </w:numPr>
+      </w:pPr>
+      <w:r>
+        <w:t>Median umbilical ligament - remnant of urachus</w:t>
+      </w:r>
+    </w:p>
+    <w:p>
+      <w:pPr>
+        <w:numPr>
+          <w:ilvl w:val="0"/>
+          <w:numId w:val="4"/>
+        </w:numPr>
+      </w:pPr>
+      <w:r>
+        <w:t>Posterior ligament</w:t>
+      </w:r>
+    </w:p>
+    <w:p>
+      <w:pPr>
+        <w:pStyle w:val="Heading3"/>
+      </w:pPr>
+      <w:r>
+        <w:t>False ligaments </w:t>
+      </w:r>
+    </w:p>
+    <w:p>
+      <w:pPr>
+        <w:numPr>
+          <w:ilvl w:val="0"/>
+          <w:numId w:val="5"/>
+        </w:numPr>
+      </w:pPr>
+      <w:r>
+        <w:t>Median umbilical fold - peritoneum over median umbilical ligament</w:t>
+      </w:r>
+    </w:p>
+    <w:p>
+      <w:pPr>
+        <w:numPr>
+          <w:ilvl w:val="0"/>
+          <w:numId w:val="5"/>
+        </w:numPr>
+      </w:pPr>
+      <w:r>
+        <w:t xml:space="preserve">Two medial umbilical folds - </w:t>
+      </w:r>
+      <w:r>
+        <w:t>peritoneum</w:t>
+      </w:r>
+      <w:r>
+        <w:t xml:space="preserve"> over obliterated umbilical arteries</w:t>
+      </w:r>
+    </w:p>
+    <w:p>
+      <w:pPr>
+        <w:numPr>
+          <w:ilvl w:val="0"/>
+          <w:numId w:val="5"/>
+        </w:numPr>
+      </w:pPr>
+      <w:r>
+        <w:t>Laterally - peritoneum over paravesical fossae</w:t>
+      </w:r>
+    </w:p>
+    <w:p>
+      <w:pPr>
+        <w:numPr>
+          <w:ilvl w:val="0"/>
+          <w:numId w:val="5"/>
+        </w:numPr>
+      </w:pPr>
+      <w:r>
+        <w:t xml:space="preserve">Posteriorly </w:t>
+      </w:r>
+      <w:proofErr w:type="spellStart"/>
+      <w:r>
+        <w:t>sacrogenital</w:t>
+      </w:r>
+      <w:proofErr w:type="spellEnd"/>
+      <w:r>
+        <w:t xml:space="preserve"> fold - peritoneum from bladder to sacrum encircling rectum</w:t>
+      </w:r>
+    </w:p>
+    <w:p>
+      <w:pPr>
+        <w:pStyle w:val="Heading2"/>
+      </w:pPr>
+      <w:r>
+        <w:t>Interior of bladder</w:t>
+      </w:r>
+    </w:p>
+    <w:p>
+      <w:pPr>
+        <w:pStyle w:val="ListParagraph"/>
+        <w:numPr>
+          <w:ilvl w:val="0"/>
+          <w:numId w:val="6"/>
+        </w:numPr>
+      </w:pPr>
+      <w:r>
+        <w:t>Trigone of bladder </w:t>
+      </w:r>
+    </w:p>
+    <w:p>
+      <w:pPr>
+        <w:pStyle w:val="ListParagraph"/>
+        <w:numPr>
+          <w:ilvl w:val="0"/>
+          <w:numId w:val="6"/>
+        </w:numPr>
+      </w:pPr>
+      <w:r>
+        <w:t>Irregular mucosal infoldings</w:t>
+      </w:r>
+    </w:p>
+    <w:p>
+      <w:pPr>
+        <w:rPr>
+          <w:noProof/>
+        </w:rPr>
+      </w:pPr>
+      <w:r>
+        <w:rPr>
+          <w:noProof/>
+        </w:rPr>
+        <w:t>[SVG]</w:t>
+      </w:r>
+      <w:r>
+        <w:t xml:space="preserve"> </w:t>
+      </w:r>
+      <w:r>
+        <w:rPr>
+          <w:noProof/>
+        </w:rPr>
+        <w:t>ineterior of bladder trigone of bladder</w:t>
+      </w:r>
+      <w:r>
+        <w:rPr>
+          <w:noProof/>
+        </w:rPr>
+        <w:t>.svg</w:t>
+      </w:r>
+    </w:p>
+    <w:p>
+      <w:r>
+        <w:rPr>
+          <w:noProof/>
+        </w:rPr>
+        <w:t>[YOUTUBE]</w:t>
+      </w:r>
+      <w:r>
+        <w:t xml:space="preserve"> </w:t>
+      </w:r>
+      <w:r>
+        <w:rPr>
+          <w:noProof/>
+        </w:rPr>
+        <w:t>https://www.youtube.com/watch?v=Fjx4sxvfe8U</w:t>
+      </w:r>
+    </w:p>
+    <w:p>
+      <w:pPr>
+        <w:pStyle w:val="Heading2"/>
+      </w:pPr>
+      <w:r>
         <w:t>Trigone of bladder</w:t>
       </w:r>
     </w:p>
@@ -814,6 +739,7 @@
     </w:p>
     <w:p>
       <w:r>
+        <w:lastRenderedPageBreak/>
         <w:t>Mesonephric duct is mesodermal in origin</w:t>
       </w:r>
     </w:p>
@@ -825,7 +751,6 @@
     <w:p/>
     <w:p>
       <w:r>
-        <w:lastRenderedPageBreak/>
         <w:t>Early in development, trigone of bladder is mesodermal in origin. Later - the endodermal epithelium forms the mucosa of trigone of bladder</w:t>
       </w:r>
     </w:p>
@@ -840,9 +765,12 @@
       </w:r>
       <w:proofErr w:type="spellEnd"/>
       <w:r>
-        <w:t xml:space="preserve">-lox recombination lineage system in mice, trigone of bladder has same origin as that of bladder. </w:t>
-      </w:r>
-      <w:hyperlink r:id="rId8" w:tgtFrame="_blank" w:history="1">
+        <w:t>-</w:t>
+      </w:r>
+      <w:r>
+        <w:t xml:space="preserve">lox recombination lineage system in mice, trigone of bladder has same origin as that of bladder. </w:t>
+      </w:r>
+      <w:hyperlink r:id="rId5" w:tgtFrame="_blank" w:history="1">
         <w:r>
           <w:rPr>
             <w:rStyle w:val="Hyperlink"/>
@@ -917,36 +845,73 @@
         </w:numPr>
       </w:pPr>
       <w:r>
-        <w:t xml:space="preserve">Longitudinal fibres of the intravesical ureter at the ureterovesical </w:t>
+        <w:t>Longitudinal fibres of the intravesical ureter at the ureterovesical orifice that spread into the base of urinary bladder</w:t>
+      </w:r>
+    </w:p>
+    <w:p>
+      <w:r>
+        <w:t xml:space="preserve">Deep layer - </w:t>
+      </w:r>
+    </w:p>
+    <w:p>
+      <w:pPr>
+        <w:numPr>
+          <w:ilvl w:val="0"/>
+          <w:numId w:val="8"/>
+        </w:numPr>
+      </w:pPr>
+      <w:r>
+        <w:t xml:space="preserve">Continuation of the fibromuscular tissue around the terminal part of the ureters (sheath of Waldeyer) </w:t>
+      </w:r>
+    </w:p>
+    <w:p>
+      <w:r>
+        <w:t>Submucosa is not demonstrable in trigone of bladder. Mucosa is directly adherent to muscular coat</w:t>
+      </w:r>
+    </w:p>
+    <w:p>
+      <w:pPr>
+        <w:pStyle w:val="Heading2"/>
+      </w:pPr>
+      <w:r>
+        <w:t xml:space="preserve">Trigone of bladder </w:t>
+      </w:r>
+      <w:r>
+        <w:t>–</w:t>
+      </w:r>
+      <w:r>
+        <w:t xml:space="preserve"> physiology</w:t>
+      </w:r>
+    </w:p>
+    <w:p>
+      <w:r>
+        <w:t xml:space="preserve">It is relatively </w:t>
       </w:r>
       <w:proofErr w:type="spellStart"/>
       <w:r>
-        <w:t>orificce</w:t>
+        <w:t>indistensible</w:t>
       </w:r>
       <w:proofErr w:type="spellEnd"/>
       <w:r>
-        <w:t xml:space="preserve"> that spread into the base of urinary bladder</w:t>
-      </w:r>
-    </w:p>
-    <w:p>
-      <w:r>
-        <w:t xml:space="preserve">Deep layer - </w:t>
-      </w:r>
-    </w:p>
-    <w:p>
-      <w:pPr>
-        <w:numPr>
-          <w:ilvl w:val="0"/>
-          <w:numId w:val="8"/>
-        </w:numPr>
-      </w:pPr>
-      <w:r>
-        <w:t xml:space="preserve">Continuation of the fibromuscular tissue around the terminal part of the ureters (sheath of Waldeyer) </w:t>
-      </w:r>
-    </w:p>
-    <w:p>
-      <w:r>
-        <w:t>Submucosa is not demonstrable in trigone of bladder. Mucosa is directly adherent to muscular coat</w:t>
+        <w:t>.</w:t>
+      </w:r>
+    </w:p>
+    <w:p>
+      <w:r>
+        <w:t>The exact function of the trigone in the act of micturition is not yet known.</w:t>
+      </w:r>
+    </w:p>
+    <w:p>
+      <w:r>
+        <w:t xml:space="preserve">(Ref: Shafik A, Role of trigone in micturition. J </w:t>
+      </w:r>
+      <w:proofErr w:type="spellStart"/>
+      <w:r>
+        <w:t>Endourol</w:t>
+      </w:r>
+      <w:proofErr w:type="spellEnd"/>
+      <w:r>
+        <w:t>. 1998 Jun;12(3):273-7)</w:t>
       </w:r>
     </w:p>
     <w:p>
@@ -954,44 +919,334 @@
         <w:pStyle w:val="Heading2"/>
       </w:pPr>
       <w:r>
-        <w:t xml:space="preserve">Trigone of bladder </w:t>
+        <w:t>Urological divisions of bladder</w:t>
+      </w:r>
+    </w:p>
+    <w:p>
+      <w:pPr>
+        <w:numPr>
+          <w:ilvl w:val="0"/>
+          <w:numId w:val="9"/>
+        </w:numPr>
+      </w:pPr>
+      <w:r>
+        <w:t>Base (posterior wall)</w:t>
+      </w:r>
+    </w:p>
+    <w:p>
+      <w:pPr>
+        <w:numPr>
+          <w:ilvl w:val="0"/>
+          <w:numId w:val="9"/>
+        </w:numPr>
+      </w:pPr>
+      <w:r>
+        <w:lastRenderedPageBreak/>
+        <w:t>Lateral walls</w:t>
+      </w:r>
+    </w:p>
+    <w:p>
+      <w:pPr>
+        <w:numPr>
+          <w:ilvl w:val="0"/>
+          <w:numId w:val="9"/>
+        </w:numPr>
+      </w:pPr>
+      <w:r>
+        <w:t>Dome</w:t>
+      </w:r>
+    </w:p>
+    <w:p>
+      <w:pPr>
+        <w:numPr>
+          <w:ilvl w:val="0"/>
+          <w:numId w:val="9"/>
+        </w:numPr>
+      </w:pPr>
+      <w:r>
+        <w:t>Apex</w:t>
+      </w:r>
+    </w:p>
+    <w:p>
+      <w:pPr>
+        <w:numPr>
+          <w:ilvl w:val="0"/>
+          <w:numId w:val="9"/>
+        </w:numPr>
+      </w:pPr>
+      <w:r>
+        <w:t>Neck</w:t>
+      </w:r>
+    </w:p>
+    <w:p>
+      <w:pPr>
+        <w:numPr>
+          <w:ilvl w:val="0"/>
+          <w:numId w:val="9"/>
+        </w:numPr>
+      </w:pPr>
+      <w:r>
+        <w:t>Trigone</w:t>
+      </w:r>
+    </w:p>
+    <w:p>
+      <w:pPr>
+        <w:pStyle w:val="Heading2"/>
+      </w:pPr>
+      <w:r>
+        <w:t>Arterial supply</w:t>
+      </w:r>
+    </w:p>
+    <w:p>
+      <w:pPr>
+        <w:numPr>
+          <w:ilvl w:val="0"/>
+          <w:numId w:val="10"/>
+        </w:numPr>
+      </w:pPr>
+      <w:r>
+        <w:t>Superior vesical artery</w:t>
+      </w:r>
+    </w:p>
+    <w:p>
+      <w:pPr>
+        <w:numPr>
+          <w:ilvl w:val="0"/>
+          <w:numId w:val="10"/>
+        </w:numPr>
+      </w:pPr>
+      <w:r>
+        <w:t>Inferior vesical artery</w:t>
+      </w:r>
+    </w:p>
+    <w:p>
+      <w:pPr>
+        <w:numPr>
+          <w:ilvl w:val="0"/>
+          <w:numId w:val="10"/>
+        </w:numPr>
+      </w:pPr>
+      <w:r>
+        <w:t>Smaller contribution from obturator artery, inferior gluteal artery</w:t>
+      </w:r>
+    </w:p>
+    <w:p>
+      <w:pPr>
+        <w:numPr>
+          <w:ilvl w:val="0"/>
+          <w:numId w:val="10"/>
+        </w:numPr>
+      </w:pPr>
+      <w:r>
+        <w:t>In females - uterine artery, vaginal arteries</w:t>
+      </w:r>
+    </w:p>
+    <w:p>
+      <w:pPr>
+        <w:pStyle w:val="Heading2"/>
+      </w:pPr>
+      <w:r>
+        <w:t>Innervation of bladder</w:t>
+      </w:r>
+    </w:p>
+    <w:p>
+      <w:r>
+        <w:t>The central nervous regulation of the lower urinary tract is mediated by simple on-off switching circuits in the brain and spinal cord that are under voluntary control</w:t>
+      </w:r>
+    </w:p>
+    <w:p>
+      <w:pPr>
+        <w:pStyle w:val="Heading2"/>
+      </w:pPr>
+      <w:r>
+        <w:t xml:space="preserve">Innervation </w:t>
       </w:r>
       <w:r>
         <w:t>–</w:t>
       </w:r>
       <w:r>
-        <w:t xml:space="preserve"> physiology</w:t>
-      </w:r>
-    </w:p>
-    <w:p>
-      <w:r>
-        <w:t xml:space="preserve">It is relatively </w:t>
+        <w:t xml:space="preserve"> Sympathetic</w:t>
+      </w:r>
+    </w:p>
+    <w:p>
+      <w:pPr>
+        <w:pStyle w:val="ListParagraph"/>
+        <w:numPr>
+          <w:ilvl w:val="0"/>
+          <w:numId w:val="12"/>
+        </w:numPr>
+      </w:pPr>
+      <w:r>
+        <w:t xml:space="preserve">Intermediolateral cell column at T11-L2 or at L1 and L2 </w:t>
+      </w:r>
+    </w:p>
+    <w:p>
+      <w:pPr>
+        <w:pStyle w:val="ListParagraph"/>
+        <w:numPr>
+          <w:ilvl w:val="0"/>
+          <w:numId w:val="12"/>
+        </w:numPr>
+      </w:pPr>
+      <w:r>
+        <w:t xml:space="preserve">Lumbar splanchnic nerves </w:t>
+      </w:r>
+    </w:p>
+    <w:p>
+      <w:pPr>
+        <w:pStyle w:val="ListParagraph"/>
+        <w:numPr>
+          <w:ilvl w:val="0"/>
+          <w:numId w:val="12"/>
+        </w:numPr>
+      </w:pPr>
+      <w:r>
+        <w:t>Superior hypogastric plexus</w:t>
+      </w:r>
+    </w:p>
+    <w:p>
+      <w:pPr>
+        <w:pStyle w:val="ListParagraph"/>
+        <w:numPr>
+          <w:ilvl w:val="0"/>
+          <w:numId w:val="12"/>
+        </w:numPr>
+      </w:pPr>
+      <w:r>
+        <w:t>Right and left hypogastric nerves</w:t>
+      </w:r>
+    </w:p>
+    <w:p>
+      <w:pPr>
+        <w:pStyle w:val="ListParagraph"/>
+        <w:numPr>
+          <w:ilvl w:val="0"/>
+          <w:numId w:val="12"/>
+        </w:numPr>
+      </w:pPr>
+      <w:r>
+        <w:t xml:space="preserve">Right and left inferior pelvic hypogastric plexuses </w:t>
+      </w:r>
+    </w:p>
+    <w:p>
+      <w:pPr>
+        <w:pStyle w:val="ListParagraph"/>
+        <w:numPr>
+          <w:ilvl w:val="0"/>
+          <w:numId w:val="12"/>
+        </w:numPr>
+      </w:pPr>
+      <w:r>
+        <w:t>Autonomic innervation of the superficial trigone musculature and the urethra</w:t>
+      </w:r>
+    </w:p>
+    <w:p>
+      <w:pPr>
+        <w:pStyle w:val="Heading2"/>
+      </w:pPr>
+      <w:r>
+        <w:t xml:space="preserve">Innervation </w:t>
+      </w:r>
+      <w:r>
+        <w:t>–</w:t>
+      </w:r>
+      <w:r>
+        <w:t xml:space="preserve"> Parasympathetic</w:t>
+      </w:r>
+      <w:r>
+        <w:tab/>
+      </w:r>
+    </w:p>
+    <w:p>
+      <w:pPr>
+        <w:pStyle w:val="ListParagraph"/>
+        <w:numPr>
+          <w:ilvl w:val="0"/>
+          <w:numId w:val="13"/>
+        </w:numPr>
+      </w:pPr>
+      <w:r>
+        <w:t xml:space="preserve">Intermediate </w:t>
       </w:r>
       <w:proofErr w:type="spellStart"/>
       <w:r>
-        <w:t>indistensible</w:t>
+        <w:t>gray</w:t>
       </w:r>
       <w:proofErr w:type="spellEnd"/>
       <w:r>
-        <w:t>.</w:t>
-      </w:r>
-    </w:p>
-    <w:p>
-      <w:r>
-        <w:t>The exact function of the trigone in the act of micturition is not yet known.</w:t>
-      </w:r>
-    </w:p>
-    <w:p>
-      <w:r>
-        <w:t xml:space="preserve">(Ref: Shafik A, Role of trigone in micturition. J </w:t>
+        <w:t xml:space="preserve"> of the spinal cord at S2, S3, and S4</w:t>
+      </w:r>
+    </w:p>
+    <w:p>
+      <w:pPr>
+        <w:pStyle w:val="ListParagraph"/>
+        <w:numPr>
+          <w:ilvl w:val="0"/>
+          <w:numId w:val="13"/>
+        </w:numPr>
+      </w:pPr>
+      <w:r>
+        <w:t xml:space="preserve">Pelvic splanchnic nerves (or </w:t>
       </w:r>
       <w:proofErr w:type="spellStart"/>
       <w:r>
-        <w:t>Endourol</w:t>
+        <w:t>nervi</w:t>
       </w:r>
       <w:proofErr w:type="spellEnd"/>
       <w:r>
-        <w:t>. 1998 Jun;12(3):273-7)</w:t>
+        <w:t xml:space="preserve"> </w:t>
+      </w:r>
+      <w:proofErr w:type="spellStart"/>
+      <w:r>
+        <w:t>erigentes</w:t>
+      </w:r>
+      <w:proofErr w:type="spellEnd"/>
+      <w:r>
+        <w:t>)</w:t>
+      </w:r>
+    </w:p>
+    <w:p>
+      <w:pPr>
+        <w:pStyle w:val="ListParagraph"/>
+        <w:numPr>
+          <w:ilvl w:val="0"/>
+          <w:numId w:val="13"/>
+        </w:numPr>
+      </w:pPr>
+      <w:r>
+        <w:t xml:space="preserve">Right and left pelvic plexuses </w:t>
+      </w:r>
+    </w:p>
+    <w:p>
+      <w:pPr>
+        <w:pStyle w:val="ListParagraph"/>
+        <w:numPr>
+          <w:ilvl w:val="0"/>
+          <w:numId w:val="13"/>
+        </w:numPr>
+      </w:pPr>
+      <w:r>
+        <w:t xml:space="preserve">Preganglionic </w:t>
+      </w:r>
+      <w:proofErr w:type="spellStart"/>
+      <w:r>
+        <w:t>fibers</w:t>
+      </w:r>
+      <w:proofErr w:type="spellEnd"/>
+      <w:r>
+        <w:t xml:space="preserve"> ultimately synapse in ganglia in the pelvic connective tissues or upon, or within, the walls of the pelvic organs</w:t>
+      </w:r>
+    </w:p>
+    <w:p>
+      <w:pPr>
+        <w:pStyle w:val="ListParagraph"/>
+        <w:numPr>
+          <w:ilvl w:val="0"/>
+          <w:numId w:val="13"/>
+        </w:numPr>
+      </w:pPr>
+      <w:r>
+        <w:t>Provide motor stimulation for the detrusor musculature of the bladder</w:t>
       </w:r>
     </w:p>
     <w:p>
@@ -999,74 +1254,80 @@
         <w:pStyle w:val="Heading2"/>
       </w:pPr>
       <w:r>
-        <w:t>Urological divisions of bladder</w:t>
-      </w:r>
-    </w:p>
-    <w:p>
-      <w:pPr>
-        <w:numPr>
-          <w:ilvl w:val="0"/>
-          <w:numId w:val="9"/>
-        </w:numPr>
-      </w:pPr>
-      <w:r>
-        <w:t>Base (posterior wall)</w:t>
-      </w:r>
-    </w:p>
-    <w:p>
-      <w:pPr>
-        <w:numPr>
-          <w:ilvl w:val="0"/>
-          <w:numId w:val="9"/>
-        </w:numPr>
-      </w:pPr>
-      <w:r>
-        <w:t>Lateral walls</w:t>
-      </w:r>
-    </w:p>
-    <w:p>
-      <w:pPr>
-        <w:numPr>
-          <w:ilvl w:val="0"/>
-          <w:numId w:val="9"/>
-        </w:numPr>
-      </w:pPr>
-      <w:r>
-        <w:t>Dome</w:t>
-      </w:r>
-    </w:p>
-    <w:p>
-      <w:pPr>
-        <w:numPr>
-          <w:ilvl w:val="0"/>
-          <w:numId w:val="9"/>
-        </w:numPr>
-      </w:pPr>
-      <w:r>
-        <w:t>Apex</w:t>
-      </w:r>
-    </w:p>
-    <w:p>
-      <w:pPr>
-        <w:numPr>
-          <w:ilvl w:val="0"/>
-          <w:numId w:val="9"/>
+        <w:t>Innervation - sensory fibres</w:t>
+      </w:r>
+    </w:p>
+    <w:p>
+      <w:pPr>
+        <w:pStyle w:val="ListParagraph"/>
+        <w:numPr>
+          <w:ilvl w:val="0"/>
+          <w:numId w:val="14"/>
+        </w:numPr>
+      </w:pPr>
+      <w:r>
+        <w:t xml:space="preserve">Sacral part of the spinal cord </w:t>
+      </w:r>
+    </w:p>
+    <w:p>
+      <w:pPr>
+        <w:pStyle w:val="ListParagraph"/>
+        <w:numPr>
+          <w:ilvl w:val="0"/>
+          <w:numId w:val="14"/>
+        </w:numPr>
+      </w:pPr>
+      <w:r>
+        <w:t xml:space="preserve">Pelvic splanchnic nerves </w:t>
+      </w:r>
+    </w:p>
+    <w:p>
+      <w:pPr>
+        <w:pStyle w:val="ListParagraph"/>
+        <w:numPr>
+          <w:ilvl w:val="0"/>
+          <w:numId w:val="14"/>
+        </w:numPr>
+      </w:pPr>
+      <w:r>
+        <w:t>Sympathetic pathways up through the pelvic, hypogastric, and preaortic plexuses to reach the sympathetic chains</w:t>
+      </w:r>
+    </w:p>
+    <w:p>
+      <w:pPr>
+        <w:pStyle w:val="ListParagraph"/>
+        <w:numPr>
+          <w:ilvl w:val="0"/>
+          <w:numId w:val="14"/>
         </w:numPr>
       </w:pPr>
       <w:r>
         <w:lastRenderedPageBreak/>
-        <w:t>Neck</w:t>
-      </w:r>
-    </w:p>
-    <w:p>
-      <w:pPr>
-        <w:numPr>
-          <w:ilvl w:val="0"/>
-          <w:numId w:val="9"/>
-        </w:numPr>
-      </w:pPr>
-      <w:r>
-        <w:t>Trigone</w:t>
+        <w:t>Duality of the pathways for pain</w:t>
+      </w:r>
+    </w:p>
+    <w:p>
+      <w:pPr>
+        <w:pStyle w:val="ListParagraph"/>
+        <w:numPr>
+          <w:ilvl w:val="0"/>
+          <w:numId w:val="14"/>
+        </w:numPr>
+      </w:pPr>
+      <w:r>
+        <w:t>Presacral neurectomy does not materially reduce vesical pain</w:t>
+      </w:r>
+    </w:p>
+    <w:p>
+      <w:pPr>
+        <w:pStyle w:val="ListParagraph"/>
+        <w:numPr>
+          <w:ilvl w:val="0"/>
+          <w:numId w:val="14"/>
+        </w:numPr>
+      </w:pPr>
+      <w:r>
+        <w:t>Bilateral anterolateral cordotomy may be required</w:t>
       </w:r>
     </w:p>
     <w:p>
@@ -1074,51 +1335,63 @@
         <w:pStyle w:val="Heading2"/>
       </w:pPr>
       <w:r>
-        <w:t>Arterial supply</w:t>
-      </w:r>
-    </w:p>
-    <w:p>
-      <w:pPr>
-        <w:numPr>
-          <w:ilvl w:val="0"/>
-          <w:numId w:val="10"/>
-        </w:numPr>
-      </w:pPr>
-      <w:r>
-        <w:t>Superior vesical artery</w:t>
-      </w:r>
-    </w:p>
-    <w:p>
-      <w:pPr>
-        <w:numPr>
-          <w:ilvl w:val="0"/>
-          <w:numId w:val="10"/>
-        </w:numPr>
-      </w:pPr>
-      <w:r>
-        <w:t>Inferior vesical artery</w:t>
-      </w:r>
-    </w:p>
-    <w:p>
-      <w:pPr>
-        <w:numPr>
-          <w:ilvl w:val="0"/>
-          <w:numId w:val="10"/>
-        </w:numPr>
-      </w:pPr>
-      <w:r>
-        <w:t>Smaller contribution from obturator artery, inferior gluteal artery</w:t>
-      </w:r>
-    </w:p>
-    <w:p>
-      <w:pPr>
-        <w:numPr>
-          <w:ilvl w:val="0"/>
-          <w:numId w:val="10"/>
-        </w:numPr>
-      </w:pPr>
-      <w:r>
-        <w:t>In females - uterine artery, vaginal arteries</w:t>
+        <w:t>Innervation - somatic fibres</w:t>
+      </w:r>
+    </w:p>
+    <w:p>
+      <w:pPr>
+        <w:pStyle w:val="ListParagraph"/>
+        <w:numPr>
+          <w:ilvl w:val="0"/>
+          <w:numId w:val="15"/>
+        </w:numPr>
+      </w:pPr>
+      <w:r>
+        <w:t xml:space="preserve">Sacral cord at S2, S3, S4 </w:t>
+      </w:r>
+    </w:p>
+    <w:p>
+      <w:pPr>
+        <w:pStyle w:val="ListParagraph"/>
+        <w:numPr>
+          <w:ilvl w:val="0"/>
+          <w:numId w:val="15"/>
+        </w:numPr>
+      </w:pPr>
+      <w:r>
+        <w:t>Pudendal nerve</w:t>
+      </w:r>
+    </w:p>
+    <w:p>
+      <w:pPr>
+        <w:pStyle w:val="ListParagraph"/>
+        <w:numPr>
+          <w:ilvl w:val="0"/>
+          <w:numId w:val="15"/>
+        </w:numPr>
+      </w:pPr>
+      <w:r>
+        <w:t>Innervation of the periurethral striated sphincteric apparatus that voluntarily stops urination</w:t>
+      </w:r>
+    </w:p>
+    <w:p>
+      <w:pPr>
+        <w:pStyle w:val="ListParagraph"/>
+        <w:numPr>
+          <w:ilvl w:val="0"/>
+          <w:numId w:val="15"/>
+        </w:numPr>
+      </w:pPr>
+      <w:r>
+        <w:t xml:space="preserve">Compressor urethrae muscle and the sphincter urethrae of the urogenital diaphragm and the </w:t>
+      </w:r>
+      <w:proofErr w:type="spellStart"/>
+      <w:r>
+        <w:t>bulbospongiosus</w:t>
+      </w:r>
+      <w:proofErr w:type="spellEnd"/>
+      <w:r>
+        <w:t xml:space="preserve"> muscle of the superficial perineal compartment</w:t>
       </w:r>
     </w:p>
     <w:p>
@@ -1126,12 +1399,31 @@
         <w:pStyle w:val="Heading2"/>
       </w:pPr>
       <w:r>
-        <w:t>Innervation of bladder</w:t>
-      </w:r>
-    </w:p>
-    <w:p>
-      <w:r>
-        <w:t>The central nervous regulation of the lower urinary tract is mediated by simple on-off switching circuits in the brain and spinal cord that are under voluntary control</w:t>
+        <w:t>Innervation - cortical representation</w:t>
+      </w:r>
+    </w:p>
+    <w:p>
+      <w:pPr>
+        <w:pStyle w:val="ListParagraph"/>
+        <w:numPr>
+          <w:ilvl w:val="0"/>
+          <w:numId w:val="16"/>
+        </w:numPr>
+      </w:pPr>
+      <w:r>
+        <w:t>Paracentral lobule</w:t>
+      </w:r>
+    </w:p>
+    <w:p>
+      <w:pPr>
+        <w:pStyle w:val="ListParagraph"/>
+        <w:numPr>
+          <w:ilvl w:val="0"/>
+          <w:numId w:val="16"/>
+        </w:numPr>
+      </w:pPr>
+      <w:r>
+        <w:t>Evoke bladder contraction</w:t>
       </w:r>
     </w:p>
     <w:p>
@@ -1139,404 +1431,32 @@
         <w:pStyle w:val="Heading2"/>
       </w:pPr>
       <w:r>
-        <w:t xml:space="preserve">Innervation </w:t>
-      </w:r>
-      <w:r>
-        <w:t>–</w:t>
-      </w:r>
-      <w:r>
-        <w:t xml:space="preserve"> Sympathetic</w:t>
-      </w:r>
-    </w:p>
-    <w:p>
-      <w:pPr>
-        <w:pStyle w:val="ListParagraph"/>
-        <w:numPr>
-          <w:ilvl w:val="0"/>
-          <w:numId w:val="12"/>
-        </w:numPr>
-      </w:pPr>
-      <w:r>
-        <w:t xml:space="preserve">Intermediolateral cell column at T11-L2 or at L1 and L2 </w:t>
-      </w:r>
-    </w:p>
-    <w:p>
-      <w:pPr>
-        <w:pStyle w:val="ListParagraph"/>
-        <w:numPr>
-          <w:ilvl w:val="0"/>
-          <w:numId w:val="12"/>
-        </w:numPr>
-      </w:pPr>
-      <w:r>
-        <w:t xml:space="preserve">Lumbar splanchnic nerves </w:t>
-      </w:r>
-    </w:p>
-    <w:p>
-      <w:pPr>
-        <w:pStyle w:val="ListParagraph"/>
-        <w:numPr>
-          <w:ilvl w:val="0"/>
-          <w:numId w:val="12"/>
-        </w:numPr>
-      </w:pPr>
-      <w:r>
-        <w:t>Superior hypogastric plexus</w:t>
-      </w:r>
-    </w:p>
-    <w:p>
-      <w:pPr>
-        <w:pStyle w:val="ListParagraph"/>
-        <w:numPr>
-          <w:ilvl w:val="0"/>
-          <w:numId w:val="12"/>
-        </w:numPr>
-      </w:pPr>
-      <w:r>
-        <w:t>Right and left hypogastric nerves</w:t>
-      </w:r>
-    </w:p>
-    <w:p>
-      <w:pPr>
-        <w:pStyle w:val="ListParagraph"/>
-        <w:numPr>
-          <w:ilvl w:val="0"/>
-          <w:numId w:val="12"/>
-        </w:numPr>
-      </w:pPr>
-      <w:r>
-        <w:t xml:space="preserve">Right and left inferior pelvic hypogastric plexuses </w:t>
-      </w:r>
-    </w:p>
-    <w:p>
-      <w:pPr>
-        <w:pStyle w:val="ListParagraph"/>
-        <w:numPr>
-          <w:ilvl w:val="0"/>
-          <w:numId w:val="12"/>
-        </w:numPr>
-      </w:pPr>
-      <w:r>
-        <w:t>Autonomic innervation of the superficial trigone musculature and the urethra</w:t>
-      </w:r>
-    </w:p>
-    <w:p>
-      <w:pPr>
-        <w:pStyle w:val="Heading2"/>
-      </w:pPr>
-      <w:r>
-        <w:t xml:space="preserve">Innervation </w:t>
-      </w:r>
-      <w:r>
-        <w:t>–</w:t>
-      </w:r>
-      <w:r>
-        <w:t xml:space="preserve"> Parasympathetic</w:t>
-      </w:r>
-      <w:r>
-        <w:tab/>
-      </w:r>
-    </w:p>
-    <w:p>
-      <w:pPr>
-        <w:pStyle w:val="ListParagraph"/>
-        <w:numPr>
-          <w:ilvl w:val="0"/>
-          <w:numId w:val="13"/>
-        </w:numPr>
-      </w:pPr>
-      <w:r>
-        <w:t xml:space="preserve">Intermediate </w:t>
+        <w:t>Micturition</w:t>
+      </w:r>
+    </w:p>
+    <w:p>
+      <w:pPr>
+        <w:pStyle w:val="Heading3"/>
+      </w:pPr>
+      <w:r>
+        <w:t>Act of voiding</w:t>
+      </w:r>
+    </w:p>
+    <w:p>
+      <w:r>
+        <w:t xml:space="preserve">Fundamentally a spinal reflex facilitated and inhibited by higher </w:t>
       </w:r>
       <w:proofErr w:type="spellStart"/>
       <w:r>
-        <w:t>gray</w:t>
+        <w:t>centers</w:t>
       </w:r>
       <w:proofErr w:type="spellEnd"/>
-      <w:r>
-        <w:t xml:space="preserve"> of the spinal cord at S2, S3, and S4</w:t>
-      </w:r>
-    </w:p>
-    <w:p>
-      <w:pPr>
-        <w:pStyle w:val="ListParagraph"/>
-        <w:numPr>
-          <w:ilvl w:val="0"/>
-          <w:numId w:val="13"/>
-        </w:numPr>
-      </w:pPr>
-      <w:r>
-        <w:t xml:space="preserve">Pelvic splanchnic nerves (or </w:t>
-      </w:r>
-      <w:proofErr w:type="spellStart"/>
-      <w:r>
-        <w:t>nervi</w:t>
-      </w:r>
-      <w:proofErr w:type="spellEnd"/>
-      <w:r>
-        <w:t xml:space="preserve"> </w:t>
-      </w:r>
-      <w:proofErr w:type="spellStart"/>
-      <w:r>
-        <w:t>erigentes</w:t>
-      </w:r>
-      <w:proofErr w:type="spellEnd"/>
-      <w:r>
-        <w:t>)</w:t>
-      </w:r>
-    </w:p>
-    <w:p>
-      <w:pPr>
-        <w:pStyle w:val="ListParagraph"/>
-        <w:numPr>
-          <w:ilvl w:val="0"/>
-          <w:numId w:val="13"/>
-        </w:numPr>
-      </w:pPr>
-      <w:r>
-        <w:t xml:space="preserve">Right and left pelvic plexuses </w:t>
-      </w:r>
-    </w:p>
-    <w:p>
-      <w:pPr>
-        <w:pStyle w:val="ListParagraph"/>
-        <w:numPr>
-          <w:ilvl w:val="0"/>
-          <w:numId w:val="13"/>
-        </w:numPr>
-      </w:pPr>
-      <w:r>
-        <w:t xml:space="preserve">Preganglionic </w:t>
-      </w:r>
-      <w:proofErr w:type="spellStart"/>
-      <w:r>
-        <w:t>fibers</w:t>
-      </w:r>
-      <w:proofErr w:type="spellEnd"/>
-      <w:r>
-        <w:t xml:space="preserve"> ultimately synapse in ganglia in the pelvic connective tissues or upon, or within, the walls of the pelvic organs</w:t>
-      </w:r>
-    </w:p>
-    <w:p>
-      <w:pPr>
-        <w:pStyle w:val="ListParagraph"/>
-        <w:numPr>
-          <w:ilvl w:val="0"/>
-          <w:numId w:val="13"/>
-        </w:numPr>
-      </w:pPr>
-      <w:r>
-        <w:t>Provide motor stimulation for the detrusor musculature of the bladder</w:t>
-      </w:r>
-    </w:p>
-    <w:p>
-      <w:pPr>
-        <w:pStyle w:val="Heading2"/>
-      </w:pPr>
-      <w:r>
-        <w:t>Innervation - sensory fibres</w:t>
-      </w:r>
-    </w:p>
-    <w:p>
-      <w:pPr>
-        <w:pStyle w:val="ListParagraph"/>
-        <w:numPr>
-          <w:ilvl w:val="0"/>
-          <w:numId w:val="14"/>
-        </w:numPr>
-      </w:pPr>
-      <w:r>
-        <w:t xml:space="preserve">Sacral part of the spinal cord </w:t>
-      </w:r>
-    </w:p>
-    <w:p>
-      <w:pPr>
-        <w:pStyle w:val="ListParagraph"/>
-        <w:numPr>
-          <w:ilvl w:val="0"/>
-          <w:numId w:val="14"/>
-        </w:numPr>
-      </w:pPr>
-      <w:r>
-        <w:t xml:space="preserve">Pelvic splanchnic nerves </w:t>
-      </w:r>
-    </w:p>
-    <w:p>
-      <w:pPr>
-        <w:pStyle w:val="ListParagraph"/>
-        <w:numPr>
-          <w:ilvl w:val="0"/>
-          <w:numId w:val="14"/>
-        </w:numPr>
-      </w:pPr>
-      <w:r>
-        <w:t>Sympathetic pathways up through the pelvic, hypogastric, and preaortic plexuses to reach the sympathetic chains</w:t>
-      </w:r>
-    </w:p>
-    <w:p>
-      <w:pPr>
-        <w:pStyle w:val="ListParagraph"/>
-        <w:numPr>
-          <w:ilvl w:val="0"/>
-          <w:numId w:val="14"/>
-        </w:numPr>
-      </w:pPr>
-      <w:r>
-        <w:t>Duality of the pathways for pain</w:t>
-      </w:r>
-    </w:p>
-    <w:p>
-      <w:pPr>
-        <w:pStyle w:val="ListParagraph"/>
-        <w:numPr>
-          <w:ilvl w:val="0"/>
-          <w:numId w:val="14"/>
-        </w:numPr>
-      </w:pPr>
-      <w:r>
-        <w:t>Presacral neurectomy does not materially reduce vesical pain</w:t>
-      </w:r>
-    </w:p>
-    <w:p>
-      <w:pPr>
-        <w:pStyle w:val="ListParagraph"/>
-        <w:numPr>
-          <w:ilvl w:val="0"/>
-          <w:numId w:val="14"/>
-        </w:numPr>
-      </w:pPr>
-      <w:r>
-        <w:t>Bilateral anterolateral cordotomy may be required</w:t>
-      </w:r>
-    </w:p>
-    <w:p>
-      <w:pPr>
-        <w:pStyle w:val="Heading2"/>
-      </w:pPr>
-      <w:r>
-        <w:lastRenderedPageBreak/>
-        <w:t>Innervation - somatic fibres</w:t>
-      </w:r>
-    </w:p>
-    <w:p>
-      <w:pPr>
-        <w:pStyle w:val="ListParagraph"/>
-        <w:numPr>
-          <w:ilvl w:val="0"/>
-          <w:numId w:val="15"/>
-        </w:numPr>
-      </w:pPr>
-      <w:r>
-        <w:t xml:space="preserve">Sacral cord at S2, S3, S4 </w:t>
-      </w:r>
-    </w:p>
-    <w:p>
-      <w:pPr>
-        <w:pStyle w:val="ListParagraph"/>
-        <w:numPr>
-          <w:ilvl w:val="0"/>
-          <w:numId w:val="15"/>
-        </w:numPr>
-      </w:pPr>
-      <w:r>
-        <w:t>Pudendal nerve</w:t>
-      </w:r>
-    </w:p>
-    <w:p>
-      <w:pPr>
-        <w:pStyle w:val="ListParagraph"/>
-        <w:numPr>
-          <w:ilvl w:val="0"/>
-          <w:numId w:val="15"/>
-        </w:numPr>
-      </w:pPr>
-      <w:r>
-        <w:t>Innervation of the periurethral striated sphincteric apparatus that voluntarily stops urination</w:t>
-      </w:r>
-    </w:p>
-    <w:p>
-      <w:pPr>
-        <w:pStyle w:val="ListParagraph"/>
-        <w:numPr>
-          <w:ilvl w:val="0"/>
-          <w:numId w:val="15"/>
-        </w:numPr>
-      </w:pPr>
-      <w:r>
-        <w:t xml:space="preserve">Compressor urethrae muscle and the sphincter urethrae of the urogenital diaphragm and the </w:t>
-      </w:r>
-      <w:proofErr w:type="spellStart"/>
-      <w:r>
-        <w:t>bulbospongiosus</w:t>
-      </w:r>
-      <w:proofErr w:type="spellEnd"/>
-      <w:r>
-        <w:t xml:space="preserve"> muscle of the superficial perineal compartment</w:t>
-      </w:r>
-    </w:p>
-    <w:p>
-      <w:pPr>
-        <w:pStyle w:val="Heading2"/>
-      </w:pPr>
-      <w:r>
-        <w:t>Innervation - cortical representation</w:t>
-      </w:r>
-    </w:p>
-    <w:p>
-      <w:pPr>
-        <w:pStyle w:val="ListParagraph"/>
-        <w:numPr>
-          <w:ilvl w:val="0"/>
-          <w:numId w:val="16"/>
-        </w:numPr>
-      </w:pPr>
-      <w:r>
-        <w:t>Paracentral lobule</w:t>
-      </w:r>
-    </w:p>
-    <w:p>
-      <w:pPr>
-        <w:pStyle w:val="ListParagraph"/>
-        <w:numPr>
-          <w:ilvl w:val="0"/>
-          <w:numId w:val="16"/>
-        </w:numPr>
-      </w:pPr>
-      <w:r>
-        <w:t>Evoke bladder contraction</w:t>
-      </w:r>
-    </w:p>
-    <w:p>
-      <w:pPr>
-        <w:pStyle w:val="Heading2"/>
-      </w:pPr>
-      <w:r>
-        <w:t>Micturition</w:t>
-      </w:r>
     </w:p>
     <w:p>
       <w:pPr>
         <w:pStyle w:val="Heading3"/>
       </w:pPr>
       <w:r>
-        <w:t>Act of voiding</w:t>
-      </w:r>
-    </w:p>
-    <w:p>
-      <w:r>
-        <w:t xml:space="preserve">Fundamentally a spinal reflex facilitated and inhibited by higher </w:t>
-      </w:r>
-      <w:proofErr w:type="spellStart"/>
-      <w:r>
-        <w:t>centers</w:t>
-      </w:r>
-      <w:proofErr w:type="spellEnd"/>
-    </w:p>
-    <w:p>
-      <w:pPr>
-        <w:pStyle w:val="Heading3"/>
-      </w:pPr>
-      <w:r>
         <w:t xml:space="preserve">Storage reflex </w:t>
       </w:r>
     </w:p>
@@ -1550,11 +1470,9 @@
       <w:r>
         <w:t xml:space="preserve">Slow filling of bladder, produce slow </w:t>
       </w:r>
-      <w:proofErr w:type="spellStart"/>
-      <w:r>
-        <w:t>distenstion</w:t>
-      </w:r>
-      <w:proofErr w:type="spellEnd"/>
+      <w:r>
+        <w:t>distention</w:t>
+      </w:r>
       <w:r>
         <w:t xml:space="preserve"> of bladder</w:t>
       </w:r>
@@ -1749,15 +1667,13 @@
     </w:p>
     <w:p>
       <w:r>
-        <w:t xml:space="preserve">This prevents reflux of urine back into the ureters during normal filling and </w:t>
-      </w:r>
-      <w:proofErr w:type="spellStart"/>
-      <w:r>
-        <w:t>moreso</w:t>
-      </w:r>
-      <w:proofErr w:type="spellEnd"/>
-      <w:r>
-        <w:t xml:space="preserve"> during micturition</w:t>
+        <w:t>This prevents reflux of urine back into the ureters during normal filling and more</w:t>
+      </w:r>
+      <w:r>
+        <w:t xml:space="preserve"> </w:t>
+      </w:r>
+      <w:r>
+        <w:t>so during micturition</w:t>
       </w:r>
     </w:p>
     <w:p>
@@ -1783,7 +1699,7 @@
                     </pic:cNvPicPr>
                   </pic:nvPicPr>
                   <pic:blipFill>
-                    <a:blip r:embed="rId9" cstate="print">
+                    <a:blip r:embed="rId6" cstate="print">
                       <a:extLst>
                         <a:ext uri="{28A0092B-C50C-407E-A947-70E740481C1C}">
                           <a14:useLocalDpi xmlns:a14="http://schemas.microsoft.com/office/drawing/2010/main" val="0"/>
@@ -1839,7 +1755,7 @@
                     </pic:cNvPicPr>
                   </pic:nvPicPr>
                   <pic:blipFill>
-                    <a:blip r:embed="rId10" cstate="print">
+                    <a:blip r:embed="rId7" cstate="print">
                       <a:extLst>
                         <a:ext uri="{28A0092B-C50C-407E-A947-70E740481C1C}">
                           <a14:useLocalDpi xmlns:a14="http://schemas.microsoft.com/office/drawing/2010/main" val="0"/>
@@ -1882,10 +1798,7 @@
     </w:p>
     <w:p>
       <w:r>
-        <w:t xml:space="preserve">This leads </w:t>
-      </w:r>
-      <w:r>
-        <w:t xml:space="preserve">to </w:t>
+        <w:t xml:space="preserve">This leads to </w:t>
       </w:r>
       <w:r>
         <w:t>Megaloureter</w:t>
@@ -1900,6 +1813,221 @@
         <w:t>later may cause hydronephrosis</w:t>
       </w:r>
     </w:p>
+    <w:p>
+      <w:r>
+        <w:t>____MCQ_START____</w:t>
+      </w:r>
+    </w:p>
+    <w:p>
+      <w:r>
+        <w:t>Q1. The urinary bladder is located:</w:t>
+      </w:r>
+      <w:r>
+        <w:br/>
+        <w:t>A. Posterior to rectum in males</w:t>
+      </w:r>
+      <w:r>
+        <w:br/>
+        <w:t>B. Anterior to pubic symphysis</w:t>
+      </w:r>
+      <w:r>
+        <w:br/>
+        <w:t xml:space="preserve">C. Behind pubic symphysis in the lesser </w:t>
+      </w:r>
+      <w:proofErr w:type="gramStart"/>
+      <w:r>
+        <w:t>pelvis[</w:t>
+      </w:r>
+      <w:proofErr w:type="gramEnd"/>
+      <w:r>
+        <w:t>CORRECT]</w:t>
+      </w:r>
+      <w:r>
+        <w:br/>
+        <w:t>D. In the upper abdomen</w:t>
+      </w:r>
+    </w:p>
+    <w:p>
+      <w:r>
+        <w:t>____</w:t>
+      </w:r>
+    </w:p>
+    <w:p>
+      <w:r>
+        <w:t>Q2. The neck of the urinary bladder in males is related to:</w:t>
+      </w:r>
+      <w:r>
+        <w:br/>
+        <w:t>A. Uterus</w:t>
+      </w:r>
+      <w:r>
+        <w:br/>
+        <w:t>B. Urogenital diaphragm</w:t>
+      </w:r>
+      <w:r>
+        <w:br/>
+      </w:r>
+      <w:r>
+        <w:lastRenderedPageBreak/>
+        <w:t xml:space="preserve">C. Prostate </w:t>
+      </w:r>
+      <w:proofErr w:type="gramStart"/>
+      <w:r>
+        <w:t>gland[</w:t>
+      </w:r>
+      <w:proofErr w:type="gramEnd"/>
+      <w:r>
+        <w:t>CORRECT]</w:t>
+      </w:r>
+      <w:r>
+        <w:br/>
+        <w:t>D. Rectum</w:t>
+      </w:r>
+    </w:p>
+    <w:p>
+      <w:r>
+        <w:t>____</w:t>
+      </w:r>
+    </w:p>
+    <w:p>
+      <w:r>
+        <w:t>Q3. The trigone of the bladder is characterized by:</w:t>
+      </w:r>
+      <w:r>
+        <w:br/>
+        <w:t>A. Highly distensible mucosa</w:t>
+      </w:r>
+      <w:r>
+        <w:br/>
+        <w:t>B. Presence of submucosa</w:t>
+      </w:r>
+      <w:r>
+        <w:br/>
+        <w:t xml:space="preserve">C. Smooth mucosa firmly adherent to </w:t>
+      </w:r>
+      <w:proofErr w:type="gramStart"/>
+      <w:r>
+        <w:t>muscle[</w:t>
+      </w:r>
+      <w:proofErr w:type="gramEnd"/>
+      <w:r>
+        <w:t>CORRECT]</w:t>
+      </w:r>
+      <w:r>
+        <w:br/>
+        <w:t>D. Lack of muscular layer</w:t>
+      </w:r>
+    </w:p>
+    <w:p>
+      <w:r>
+        <w:t>____</w:t>
+      </w:r>
+    </w:p>
+    <w:p>
+      <w:r>
+        <w:t>Q4. The detrusor muscle is arranged in how many layers in the trigone?</w:t>
+      </w:r>
+      <w:r>
+        <w:br/>
+        <w:t>A. One</w:t>
+      </w:r>
+      <w:r>
+        <w:br/>
+        <w:t>B. Two</w:t>
+      </w:r>
+      <w:r>
+        <w:br/>
+        <w:t xml:space="preserve">C. </w:t>
+      </w:r>
+      <w:proofErr w:type="gramStart"/>
+      <w:r>
+        <w:t>Three[</w:t>
+      </w:r>
+      <w:proofErr w:type="gramEnd"/>
+      <w:r>
+        <w:t>CORRECT]</w:t>
+      </w:r>
+      <w:r>
+        <w:br/>
+        <w:t>D. Four</w:t>
+      </w:r>
+    </w:p>
+    <w:p>
+      <w:r>
+        <w:t>____</w:t>
+      </w:r>
+    </w:p>
+    <w:p>
+      <w:r>
+        <w:t>Q5. Parasympathetic innervation of the bladder arises from:</w:t>
+      </w:r>
+      <w:r>
+        <w:br/>
+        <w:t>A. T11–L2</w:t>
+      </w:r>
+      <w:r>
+        <w:br/>
+        <w:t>B. L1–L3</w:t>
+      </w:r>
+      <w:r>
+        <w:br/>
+        <w:t>C. S2–S4[CORRECT]</w:t>
+      </w:r>
+      <w:r>
+        <w:br/>
+        <w:t>D. S1–S2</w:t>
+      </w:r>
+    </w:p>
+    <w:p>
+      <w:r>
+        <w:t>____</w:t>
+      </w:r>
+    </w:p>
+    <w:p>
+      <w:r>
+        <w:t>Q6. Vesicoureteral reflux is normally prevented by:</w:t>
+      </w:r>
+      <w:r>
+        <w:br/>
+        <w:t>A. Sphincter of Oddi</w:t>
+      </w:r>
+      <w:r>
+        <w:br/>
+        <w:t>B. Straight course of ureter</w:t>
+      </w:r>
+      <w:r>
+        <w:br/>
+        <w:t xml:space="preserve">C. Oblique intramural course of </w:t>
+      </w:r>
+      <w:proofErr w:type="gramStart"/>
+      <w:r>
+        <w:t>ureter[</w:t>
+      </w:r>
+      <w:proofErr w:type="gramEnd"/>
+      <w:r>
+        <w:t>CORRECT]</w:t>
+      </w:r>
+      <w:r>
+        <w:br/>
+        <w:t>D. Increased bladder pressure</w:t>
+      </w:r>
+    </w:p>
+    <w:p>
+      <w:pPr>
+        <w:rPr>
+          <w:b/>
+          <w:bCs/>
+        </w:rPr>
+      </w:pPr>
+      <w:r>
+        <w:rPr>
+          <w:b/>
+          <w:bCs/>
+        </w:rPr>
+        <w:t>____MCQ_END____</w:t>
+      </w:r>
+    </w:p>
+    <w:p/>
     <w:p/>
     <w:sectPr>
       <w:pgSz w:w="11906" w:h="16838"/>
